--- a/docs/Documizer_Product_Documentation.docx
+++ b/docs/Documizer_Product_Documentation.docx
@@ -13969,6 +13969,60 @@
           <w:lang w:val="en-GB"/>
         </w:rPr>
         <w:t xml:space="preserve"> Every step reports what it would do — writing happens only once you deliberately clear the flag.</w:t>
+      </w:r>
+    </w:p>
+    <w:p>
+      <w:pPr>
+        <w:pStyle w:val="Listenabsatz"/>
+        <w:numPr>
+          <w:ilvl w:val="0"/>
+          <w:numId w:val="2"/>
+        </w:numPr>
+        <w:spacing w:after="80" w:line="276" w:lineRule="auto"/>
+        <w:rPr>
+          <w:lang w:val="en-GB"/>
+        </w:rPr>
+      </w:pPr>
+      <w:r>
+        <w:rPr>
+          <w:b/>
+          <w:bCs/>
+          <w:lang w:val="en-GB"/>
+        </w:rPr>
+        <w:t>You pick what arrives. </w:t>
+      </w:r>
+      <w:r>
+        <w:rPr>
+          <w:lang w:val="en-GB"/>
+        </w:rPr>
+        <w:t xml:space="preserve">A list in front of the import shows every object in the document. Each row can take a different target name and target package — or be skipped entirely, so the object is neither created nor changed. Every skipped row is named in the log.</w:t>
+      </w:r>
+    </w:p>
+    <w:p>
+      <w:pPr>
+        <w:pStyle w:val="Listenabsatz"/>
+        <w:numPr>
+          <w:ilvl w:val="0"/>
+          <w:numId w:val="2"/>
+        </w:numPr>
+        <w:spacing w:after="80" w:line="276" w:lineRule="auto"/>
+        <w:rPr>
+          <w:lang w:val="en-GB"/>
+        </w:rPr>
+      </w:pPr>
+      <w:r>
+        <w:rPr>
+          <w:b/>
+          <w:bCs/>
+          <w:lang w:val="en-GB"/>
+        </w:rPr>
+        <w:t>The test run shows the difference. </w:t>
+      </w:r>
+      <w:r>
+        <w:rPr>
+          <w:lang w:val="en-GB"/>
+        </w:rPr>
+        <w:t xml:space="preserve">For every object that already exists in the target system it compares the source: new lines in green, dropped ones in red, unchanged stretches summarised. Instead of “would be changed” you see what changes.</w:t>
       </w:r>
     </w:p>
     <w:p>

--- a/docs/Documizer_Product_Documentation.docx
+++ b/docs/Documizer_Product_Documentation.docx
@@ -6256,7 +6256,17 @@
         <w:t xml:space="preserve">TR</w:t>
       </w:r>
       <w:r>
-        <w:t xml:space="preserve"> the name field takes a request or task number; the value help shows your own requests, the most recent first. The header of the run names kind and status, short text, owner, date, target system and the tasks below it. Three peculiarities of the correction system are taken off your hands:</w:t>
+        <w:t xml:space="preserve"> the name field takes a request or task number; the value help shows your own requests, the most recent first. </w:t>
+      </w:r>
+      <w:r>
+        <w:rPr>
+          <w:b/>
+          <w:bCs/>
+        </w:rPr>
+        <w:t xml:space="preserve">The request itself is chapter 1</w:t>
+      </w:r>
+      <w:r>
+        <w:t xml:space="preserve"> — with its number, kind, status, short text, owner, date, target system and the number of tasks; the objects start at 2. Three peculiarities of the correction system are taken off your hands:</w:t>
       </w:r>
     </w:p>
     <w:p>
